--- a/companies/meridian-actuarial/Engagements/Estes Group/2019.03.30 - Status Report - Estes Group v2 FINAL.docx
+++ b/companies/meridian-actuarial/Engagements/Estes Group/2019.03.30 - Status Report - Estes Group v2 FINAL.docx
@@ -3,16 +3,10 @@
 <w:document xmlns:wpc="http://schemas.microsoft.com/office/word/2010/wordprocessingCanvas" xmlns:mo="http://schemas.microsoft.com/office/mac/office/2008/main" xmlns:mc="http://schemas.openxmlformats.org/markup-compatibility/2006" xmlns:mv="urn:schemas-microsoft-com:mac:vml" xmlns:o="urn:schemas-microsoft-com:office:office" xmlns:r="http://schemas.openxmlformats.org/officeDocument/2006/relationships" xmlns:m="http://schemas.openxmlformats.org/officeDocument/2006/math" xmlns:v="urn:schemas-microsoft-com:vml" xmlns:wp14="http://schemas.microsoft.com/office/word/2010/wordprocessingDrawing" xmlns:wp="http://schemas.openxmlformats.org/drawingml/2006/wordprocessingDrawing" xmlns:w10="urn:schemas-microsoft-com:office:word" xmlns:w="http://schemas.openxmlformats.org/wordprocessingml/2006/main" xmlns:w14="http://schemas.microsoft.com/office/word/2010/wordml" xmlns:wpg="http://schemas.microsoft.com/office/word/2010/wordprocessingGroup" xmlns:wpi="http://schemas.microsoft.com/office/word/2010/wordprocessingInk" xmlns:wne="http://schemas.microsoft.com/office/word/2006/wordml" xmlns:wps="http://schemas.microsoft.com/office/word/2010/wordprocessingShape" mc:Ignorable="w14 wp14">
   <w:body>
     <w:p>
-      <w:pPr>
-        <w:pStyle w:val="Heading1"/>
-      </w:pPr>
       <w:r>
-        <w:t>Status Report: Experience Study</w:t>
-      </w:r>
-    </w:p>
-    <w:p>
-      <w:r>
-        <w:t>Prepared for Estes Group. Author: David Sherman, Senior Analyst.</w:t>
+        <w:t>Prepared by: David Sherman, Senior Analyst</w:t>
+        <w:br/>
+        <w:t>Engagement: Experience Study for Estes Group</w:t>
       </w:r>
     </w:p>
     <w:p>
@@ -20,12 +14,17 @@
         <w:pStyle w:val="Heading2"/>
       </w:pPr>
       <w:r>
-        <w:t>Summary</w:t>
+        <w:t>Where the study stands</w:t>
       </w:r>
     </w:p>
     <w:p>
       <w:r>
-        <w:t>The study is at roughly its midpoint and is on schedule. Data reconciliation, which is the part of this work that decides whether a schedule holds, is closed but for one documented item. Exposures are built for mortality, retirement, and withdrawal. Analysis has begun. Scope is unchanged, and the work is tracking within the fixed fee of $65,000.</w:t>
+        <w:t>The study is on schedule and within budget, and the work has moved past the data phase into measurement. We have a reconciled membership file, the exposures needed to count experience year by year are built, and we have begun setting what the Estes Group membership actually did against what the plan's current assumptions predicted. No result is final, and none should be read as a recommendation yet. At this stage we are counting, not concluding.</w:t>
+      </w:r>
+    </w:p>
+    <w:p>
+      <w:r>
+        <w:t>Nothing seen so far suggests the study will be other than routine. The data are sound enough to build on, the open items are the ordinary ones a first study turns up, and the schedule leaves room for the review the results will need before anyone signs them. We would tell you if that read changed; as of this report it has not.</w:t>
       </w:r>
     </w:p>
     <w:p>
@@ -33,32 +32,44 @@
         <w:pStyle w:val="Heading2"/>
       </w:pPr>
       <w:r>
-        <w:t>Accomplishments This Period</w:t>
+        <w:t>Completed this period</w:t>
       </w:r>
     </w:p>
     <w:p>
       <w:r>
-        <w:t>The participant extracts for every valuation date in the observation period have been reconciled year over year. The one break in the reconciliation, an identifier change affecting roughly sixty records in a single year, has been resolved. The crosswalk supplied by Estes Group covered most of them. About forty records were not on it and have been matched on date of birth and hire date. That method is a documented assumption and will be disclosed as one in the report. We tested the withdrawal rate for that year under both the matched and unmatched treatments; the difference is immaterial, which is the answer we wanted and not the answer we assumed.</w:t>
+        <w:t>The period went mostly to putting the data beyond argument and building the machinery that turns it into experience counts. In order:</w:t>
       </w:r>
     </w:p>
     <w:p>
+      <w:pPr>
+        <w:pStyle w:val="ListBullet"/>
+      </w:pPr>
       <w:r>
-        <w:t>Jeffrey Ochoa has assembled and read the plan document and the full amendment history for the period. One change to the early retirement provisions falls mid-period. The retirement decrement is now being studied in two segments, before and after its effective date, which is the only defensible way to look at it: behavior after an amendment is a response to different terms and averaging across the change would measure neither set of terms.</w:t>
+        <w:t>Megan Dudley reconciled the membership file against the plan's payroll and prior records, and it now ties within a small, documented margin.</w:t>
       </w:r>
     </w:p>
     <w:p>
+      <w:pPr>
+        <w:pStyle w:val="ListBullet"/>
+      </w:pPr>
       <w:r>
-        <w:t>Exposures are complete for mortality, retirement, and withdrawal, and the actual-to-expected development for mortality is under way. Megan Dudley has built the exhibit workbook on the layout agreed with your staff, one tab per decrement with the credibility statement carried on the tab rather than left to the report. The working session with your staff was held this month and the record of it, with its action items, has been circulated.</w:t>
+        <w:t>We built the exposure tables that count, for each year of the study period, who was at risk of retiring, terminating, or dying, so that every rate we later report rests on a denominator a reader can trace.</w:t>
       </w:r>
     </w:p>
     <w:p>
+      <w:pPr>
+        <w:pStyle w:val="ListBullet"/>
+      </w:pPr>
       <w:r>
-        <w:t>One item from that session is worth repeating here. Your staff identified a participant group whose pay is set on a different cycle than the rest of the population. It will be flagged in the extract, and the salary increase analysis will either study that group separately or exclude it on a stated basis. Either treatment is defensible. Averaging it in without saying so would not be, and finding it late would have cost us a rerun.</w:t>
+        <w:t>Jeffrey Ochoa completed the first pass of the retirement and termination counts and began setting them against the counts expected under the current assumptions.</w:t>
       </w:r>
     </w:p>
     <w:p>
+      <w:pPr>
+        <w:pStyle w:val="ListBullet"/>
+      </w:pPr>
       <w:r>
-        <w:t>For completeness on what we have relied upon: the extracts, the decrement records, and the plan document with amendments, all as furnished by your staff. We have reconciled them and reviewed them for internal consistency. We have not audited them, and the report will say so in those words.</w:t>
+        <w:t>We assembled the salary history needed to study pay increases from the same payroll records, rather than a separate file, so the two cannot drift apart.</w:t>
       </w:r>
     </w:p>
     <w:p>
@@ -66,12 +77,12 @@
         <w:pStyle w:val="Heading2"/>
       </w:pPr>
       <w:r>
-        <w:t>Upcoming Work</w:t>
+        <w:t>Data and our reliance on it</w:t>
       </w:r>
     </w:p>
     <w:p>
       <w:r>
-        <w:t>Next is the actual-to-expected development for retirement and withdrawal, in each case with a credibility assessment stated alongside the ratio rather than implied by it, followed by the salary increase analysis. Jeffrey Ochoa then drafts the narrative and the recommendations, and the exhibits are finalized. We will walk your staff through preliminary results before anything is drafted for the trustees; we would rather you see a number for the first time in a working session than in a board packet. The signing actuary reviews the full report and the exhibits before either leaves this office.</w:t>
+        <w:t>A study of this kind is only as sound as the census beneath it, and we treat the data accordingly. We do not audit what the plan provides; we reconcile it, check it against the prior records and the payroll, and document what we relied on. A small number of participant records still carry status codes we have asked the client to confirm. Until they are confirmed, we are holding those participants out of the counts rather than guessing at their status. This is the same discipline we apply to every figure in the study: what the data show, what we have assumed, and what we conclude are kept apart, so a reader can always see which of the three a number rests on. The count of held records is too small to move the study, but we would report it to you all the same.</w:t>
       </w:r>
     </w:p>
     <w:p>
@@ -79,27 +90,44 @@
         <w:pStyle w:val="Heading2"/>
       </w:pPr>
       <w:r>
-        <w:t>Risks</w:t>
+        <w:t>The work ahead</w:t>
       </w:r>
     </w:p>
     <w:p>
       <w:r>
-        <w:t>Three, stated plainly, none of which currently threatens the schedule.</w:t>
+        <w:t>The second half of the study is measurement first and judgment after it:</w:t>
       </w:r>
     </w:p>
     <w:p>
+      <w:pPr>
+        <w:pStyle w:val="ListBullet"/>
+      </w:pPr>
       <w:r>
-        <w:t>First, the unmapped records. The match we made on date of birth and hire date is reasonable and it is documented, but it remains an assumption. If your recordkeeper can still produce identifiers for those records, the assumption goes away and the report is cleaner for it.</w:t>
+        <w:t>Complete the actual-to-expected counts for every decrement the study covers, adding mortality and disability to retirement and termination.</w:t>
       </w:r>
     </w:p>
     <w:p>
+      <w:pPr>
+        <w:pStyle w:val="ListBullet"/>
+      </w:pPr>
       <w:r>
-        <w:t>Second, disability. Events over the observation period are too few to support a recommendation, and we do not expect that to change in the remaining data. The study will report that the experience is not credible and will recommend no change to the assumption. That is a result rather than a gap in the work, and it is easier to hear now than in front of the trustees.</w:t>
+        <w:t>Weigh each result for credibility, since several of the smaller membership groups will not carry enough experience to support a firm conclusion on their own.</w:t>
       </w:r>
     </w:p>
     <w:p>
+      <w:pPr>
+        <w:pStyle w:val="ListBullet"/>
+      </w:pPr>
       <w:r>
-        <w:t>Third, thin cells generally. Once the retirement decrement is split at the amendment, some age bands will hold few events. Where that happens we will present the segments and state the credibility rather than blend them into a single rate that looks more certain than it is. Some readers prefer the blended rate because it looks tidier. It is also wrong, and we will not produce it.</w:t>
+        <w:t>Draft, for the signing actuary's review, the assumptions the data support changing and those it does not. The recommendation is the actuary's to make and to sign; our task is to lay the evidence in front of it.</w:t>
+      </w:r>
+    </w:p>
+    <w:p>
+      <w:pPr>
+        <w:pStyle w:val="ListBullet"/>
+      </w:pPr>
+      <w:r>
+        <w:t>Prepare the exhibits and the written study so that a reader can trace each recommended rate back to the counts behind it.</w:t>
       </w:r>
     </w:p>
     <w:p>
@@ -107,12 +135,54 @@
         <w:pStyle w:val="Heading2"/>
       </w:pPr>
       <w:r>
-        <w:t>Budget</w:t>
+        <w:t>Fees</w:t>
       </w:r>
     </w:p>
     <w:p>
       <w:r>
-        <w:t>Effort through this period is consistent with the plan for a study at this stage. We see nothing ahead that would take the work outside the fixed fee of $65,000, and no out-of-scope work has been requested or performed. If that changes, you will hear it from us before the effort is incurred.</w:t>
+        <w:t>The study is being performed for the fixed fee of $65,000, and the work billed to date is consistent with that budget. We do not foresee anything that would require a change to it. Should the open data questions grow into something larger than the routine cleanup we expect, we would come to you for agreement before taking on the extra work.</w:t>
+      </w:r>
+    </w:p>
+    <w:p>
+      <w:pPr>
+        <w:pStyle w:val="Heading2"/>
+      </w:pPr>
+      <w:r>
+        <w:t>Risks we are watching</w:t>
+      </w:r>
+    </w:p>
+    <w:p>
+      <w:r>
+        <w:t>Three things could affect the timing or the reach of the study. None is serious as matters stand:</w:t>
+      </w:r>
+    </w:p>
+    <w:p>
+      <w:pPr>
+        <w:pStyle w:val="ListBullet"/>
+      </w:pPr>
+      <w:r>
+        <w:t>The open status codes. If the client's confirmation is slow, the final counts wait on it, though the exposure work continues in the meantime.</w:t>
+      </w:r>
+    </w:p>
+    <w:p>
+      <w:pPr>
+        <w:pStyle w:val="ListBullet"/>
+      </w:pPr>
+      <w:r>
+        <w:t>Credibility of the smaller groups. Where a group is too small to speak for itself, we will say so plainly instead of presenting a thin result as if it were firm. This narrows what the study can conclude for those groups; it does not delay the study.</w:t>
+      </w:r>
+    </w:p>
+    <w:p>
+      <w:pPr>
+        <w:pStyle w:val="ListBullet"/>
+      </w:pPr>
+      <w:r>
+        <w:t>The membership's overall size. For assumptions such as mortality, the plan's own experience will likely need to be read alongside a published table rather than on its own, and we will be explicit wherever we have done so.</w:t>
+      </w:r>
+    </w:p>
+    <w:p>
+      <w:r>
+        <w:t>We will send the next report once the actual-to-expected counts are complete across all decrements, at which point we can show you where the data and the current assumptions agree and where they part. Until then I remain the point of contact for the study, and a note to me reaches the whole team.</w:t>
       </w:r>
     </w:p>
     <w:sectPr>
